--- a/4to Año/Comunicaciones II/TP4.docx
+++ b/4to Año/Comunicaciones II/TP4.docx
@@ -3020,13 +3020,7 @@
         <w:ind w:left="360"/>
       </w:pPr>
       <w:r>
-        <w:t>Tiene como objetivo, hacer m</w:t>
-      </w:r>
-      <w:r>
-        <w:t>á</w:t>
-      </w:r>
-      <w:r>
-        <w:t xml:space="preserve">s eficiente el servicio que proporciona la conmutación de circuitos, especialmente </w:t>
+        <w:t xml:space="preserve">Tiene como objetivo, hacer más eficiente el servicio que proporciona la conmutación de circuitos, especialmente </w:t>
       </w:r>
       <w:r>
         <w:t xml:space="preserve">la </w:t>
@@ -18401,146 +18395,6 @@
         </w:rPr>
         <w:t>-vector).</w:t>
       </w:r>
-    </w:p>
-    <w:p>
-      <w:pPr>
-        <w:pStyle w:val="NormalWeb"/>
-        <w:rPr>
-          <w:sz w:val="20"/>
-          <w:szCs w:val="20"/>
-          <w:lang w:val="es-AR"/>
-        </w:rPr>
-      </w:pPr>
-    </w:p>
-    <w:p>
-      <w:pPr>
-        <w:pStyle w:val="NormalWeb"/>
-        <w:rPr>
-          <w:sz w:val="20"/>
-          <w:szCs w:val="20"/>
-          <w:lang w:val="es-AR"/>
-        </w:rPr>
-      </w:pPr>
-    </w:p>
-    <w:p>
-      <w:pPr>
-        <w:pStyle w:val="NormalWeb"/>
-        <w:rPr>
-          <w:sz w:val="20"/>
-          <w:szCs w:val="20"/>
-          <w:lang w:val="es-AR"/>
-        </w:rPr>
-      </w:pPr>
-    </w:p>
-    <w:p>
-      <w:pPr>
-        <w:pStyle w:val="NormalWeb"/>
-        <w:rPr>
-          <w:sz w:val="20"/>
-          <w:szCs w:val="20"/>
-          <w:lang w:val="es-AR"/>
-        </w:rPr>
-      </w:pPr>
-    </w:p>
-    <w:p>
-      <w:pPr>
-        <w:pStyle w:val="NormalWeb"/>
-        <w:rPr>
-          <w:sz w:val="20"/>
-          <w:szCs w:val="20"/>
-          <w:lang w:val="es-AR"/>
-        </w:rPr>
-      </w:pPr>
-    </w:p>
-    <w:p>
-      <w:pPr>
-        <w:pStyle w:val="NormalWeb"/>
-        <w:rPr>
-          <w:sz w:val="20"/>
-          <w:szCs w:val="20"/>
-          <w:lang w:val="es-AR"/>
-        </w:rPr>
-      </w:pPr>
-    </w:p>
-    <w:p>
-      <w:pPr>
-        <w:pStyle w:val="NormalWeb"/>
-        <w:rPr>
-          <w:sz w:val="20"/>
-          <w:szCs w:val="20"/>
-          <w:lang w:val="es-AR"/>
-        </w:rPr>
-      </w:pPr>
-    </w:p>
-    <w:p>
-      <w:pPr>
-        <w:pStyle w:val="NormalWeb"/>
-        <w:rPr>
-          <w:sz w:val="20"/>
-          <w:szCs w:val="20"/>
-          <w:lang w:val="es-AR"/>
-        </w:rPr>
-      </w:pPr>
-    </w:p>
-    <w:p>
-      <w:pPr>
-        <w:pStyle w:val="NormalWeb"/>
-        <w:rPr>
-          <w:sz w:val="20"/>
-          <w:szCs w:val="20"/>
-          <w:lang w:val="es-AR"/>
-        </w:rPr>
-      </w:pPr>
-    </w:p>
-    <w:p>
-      <w:pPr>
-        <w:pStyle w:val="NormalWeb"/>
-        <w:rPr>
-          <w:sz w:val="20"/>
-          <w:szCs w:val="20"/>
-          <w:lang w:val="es-AR"/>
-        </w:rPr>
-      </w:pPr>
-    </w:p>
-    <w:p>
-      <w:pPr>
-        <w:pStyle w:val="NormalWeb"/>
-        <w:rPr>
-          <w:sz w:val="20"/>
-          <w:szCs w:val="20"/>
-          <w:lang w:val="es-AR"/>
-        </w:rPr>
-      </w:pPr>
-    </w:p>
-    <w:p>
-      <w:pPr>
-        <w:pStyle w:val="NormalWeb"/>
-        <w:rPr>
-          <w:sz w:val="20"/>
-          <w:szCs w:val="20"/>
-          <w:lang w:val="es-AR"/>
-        </w:rPr>
-      </w:pPr>
-    </w:p>
-    <w:p>
-      <w:pPr>
-        <w:pStyle w:val="NormalWeb"/>
-        <w:rPr>
-          <w:sz w:val="20"/>
-          <w:szCs w:val="20"/>
-          <w:lang w:val="es-AR"/>
-        </w:rPr>
-      </w:pPr>
-    </w:p>
-    <w:p>
-      <w:pPr>
-        <w:pStyle w:val="NormalWeb"/>
-        <w:rPr>
-          <w:sz w:val="20"/>
-          <w:szCs w:val="20"/>
-          <w:lang w:val="es-AR"/>
-        </w:rPr>
-      </w:pPr>
     </w:p>
     <w:p>
       <w:pPr>

--- a/4to Año/Comunicaciones II/TP4.docx
+++ b/4to Año/Comunicaciones II/TP4.docx
@@ -81,7 +81,7 @@
                           <pic:cNvPicPr/>
                         </pic:nvPicPr>
                         <pic:blipFill>
-                          <a:blip r:embed="rId6" cstate="print"/>
+                          <a:blip r:embed="rId8" cstate="print"/>
                           <a:stretch>
                             <a:fillRect/>
                           </a:stretch>
@@ -1045,7 +1045,7 @@
                     <pic:cNvPicPr/>
                   </pic:nvPicPr>
                   <pic:blipFill>
-                    <a:blip r:embed="rId7"/>
+                    <a:blip r:embed="rId9"/>
                     <a:stretch>
                       <a:fillRect/>
                     </a:stretch>
@@ -1615,7 +1615,7 @@
                     <pic:cNvPicPr/>
                   </pic:nvPicPr>
                   <pic:blipFill>
-                    <a:blip r:embed="rId8"/>
+                    <a:blip r:embed="rId10"/>
                     <a:stretch>
                       <a:fillRect/>
                     </a:stretch>
@@ -1721,7 +1721,7 @@
                     <pic:cNvPicPr/>
                   </pic:nvPicPr>
                   <pic:blipFill>
-                    <a:blip r:embed="rId9">
+                    <a:blip r:embed="rId11">
                       <a:extLst>
                         <a:ext uri="{28A0092B-C50C-407E-A947-70E740481C1C}">
                           <a14:useLocalDpi xmlns:a14="http://schemas.microsoft.com/office/drawing/2010/main" val="0"/>
@@ -2462,7 +2462,7 @@
                     <pic:cNvPicPr/>
                   </pic:nvPicPr>
                   <pic:blipFill>
-                    <a:blip r:embed="rId10"/>
+                    <a:blip r:embed="rId12"/>
                     <a:stretch>
                       <a:fillRect/>
                     </a:stretch>
@@ -4764,7 +4764,7 @@
                     <pic:cNvPicPr/>
                   </pic:nvPicPr>
                   <pic:blipFill>
-                    <a:blip r:embed="rId11"/>
+                    <a:blip r:embed="rId13"/>
                     <a:stretch>
                       <a:fillRect/>
                     </a:stretch>
@@ -5084,7 +5084,7 @@
                     <pic:cNvPicPr/>
                   </pic:nvPicPr>
                   <pic:blipFill>
-                    <a:blip r:embed="rId12"/>
+                    <a:blip r:embed="rId14"/>
                     <a:stretch>
                       <a:fillRect/>
                     </a:stretch>
@@ -6965,7 +6965,7 @@
                     <pic:cNvPicPr/>
                   </pic:nvPicPr>
                   <pic:blipFill rotWithShape="1">
-                    <a:blip r:embed="rId13" cstate="print">
+                    <a:blip r:embed="rId15" cstate="print">
                       <a:extLst>
                         <a:ext uri="{28A0092B-C50C-407E-A947-70E740481C1C}">
                           <a14:useLocalDpi xmlns:a14="http://schemas.microsoft.com/office/drawing/2010/main" val="0"/>
@@ -7229,7 +7229,7 @@
                     <pic:cNvPicPr/>
                   </pic:nvPicPr>
                   <pic:blipFill rotWithShape="1">
-                    <a:blip r:embed="rId14" cstate="print">
+                    <a:blip r:embed="rId16" cstate="print">
                       <a:extLst>
                         <a:ext uri="{28A0092B-C50C-407E-A947-70E740481C1C}">
                           <a14:useLocalDpi xmlns:a14="http://schemas.microsoft.com/office/drawing/2010/main" val="0"/>
@@ -7768,7 +7768,7 @@
                     <pic:cNvPicPr/>
                   </pic:nvPicPr>
                   <pic:blipFill rotWithShape="1">
-                    <a:blip r:embed="rId15" cstate="print">
+                    <a:blip r:embed="rId17" cstate="print">
                       <a:extLst>
                         <a:ext uri="{28A0092B-C50C-407E-A947-70E740481C1C}">
                           <a14:useLocalDpi xmlns:a14="http://schemas.microsoft.com/office/drawing/2010/main" val="0"/>
@@ -8647,7 +8647,7 @@
                     <pic:cNvPicPr/>
                   </pic:nvPicPr>
                   <pic:blipFill rotWithShape="1">
-                    <a:blip r:embed="rId16" cstate="print">
+                    <a:blip r:embed="rId18" cstate="print">
                       <a:extLst>
                         <a:ext uri="{28A0092B-C50C-407E-A947-70E740481C1C}">
                           <a14:useLocalDpi xmlns:a14="http://schemas.microsoft.com/office/drawing/2010/main" val="0"/>
@@ -18464,6 +18464,44 @@
     </w:sectPr>
   </w:body>
 </w:document>
+</file>
+
+<file path=word/endnotes.xml><?xml version="1.0" encoding="utf-8"?>
+<w:endnotes xmlns:wpc="http://schemas.microsoft.com/office/word/2010/wordprocessingCanvas" xmlns:cx="http://schemas.microsoft.com/office/drawing/2014/chartex" xmlns:cx1="http://schemas.microsoft.com/office/drawing/2015/9/8/chartex" xmlns:cx2="http://schemas.microsoft.com/office/drawing/2015/10/21/chartex" xmlns:cx3="http://schemas.microsoft.com/office/drawing/2016/5/9/chartex" xmlns:cx4="http://schemas.microsoft.com/office/drawing/2016/5/10/chartex" xmlns:cx5="http://schemas.microsoft.com/office/drawing/2016/5/11/chartex" xmlns:cx6="http://schemas.microsoft.com/office/drawing/2016/5/12/chartex" xmlns:cx7="http://schemas.microsoft.com/office/drawing/2016/5/13/chartex" xmlns:cx8="http://schemas.microsoft.com/office/drawing/2016/5/14/chartex" xmlns:mc="http://schemas.openxmlformats.org/markup-compatibility/2006" xmlns:aink="http://schemas.microsoft.com/office/drawing/2016/ink" xmlns:am3d="http://schemas.microsoft.com/office/drawing/2017/model3d" xmlns:o="urn:schemas-microsoft-com:office:office" xmlns:r="http://schemas.openxmlformats.org/officeDocument/2006/relationships" xmlns:m="http://schemas.openxmlformats.org/officeDocument/2006/math" xmlns:v="urn:schemas-microsoft-com:vml" xmlns:wp14="http://schemas.microsoft.com/office/word/2010/wordprocessingDrawing" xmlns:wp="http://schemas.openxmlformats.org/drawingml/2006/wordprocessingDrawing" xmlns:w10="urn:schemas-microsoft-com:office:word" xmlns:w="http://schemas.openxmlformats.org/wordprocessingml/2006/main" xmlns:w14="http://schemas.microsoft.com/office/word/2010/wordml" xmlns:w15="http://schemas.microsoft.com/office/word/2012/wordml" xmlns:w16cex="http://schemas.microsoft.com/office/word/2018/wordml/cex" xmlns:w16cid="http://schemas.microsoft.com/office/word/2016/wordml/cid" xmlns:w16="http://schemas.microsoft.com/office/word/2018/wordml" xmlns:w16sdtdh="http://schemas.microsoft.com/office/word/2020/wordml/sdtdatahash" xmlns:w16se="http://schemas.microsoft.com/office/word/2015/wordml/symex" xmlns:wpg="http://schemas.microsoft.com/office/word/2010/wordprocessingGroup" xmlns:wpi="http://schemas.microsoft.com/office/word/2010/wordprocessingInk" xmlns:wne="http://schemas.microsoft.com/office/word/2006/wordml" xmlns:wps="http://schemas.microsoft.com/office/word/2010/wordprocessingShape" mc:Ignorable="w14 w15 w16se w16cid w16 w16cex w16sdtdh wp14">
+  <w:endnote w:type="separator" w:id="-1">
+    <w:p>
+      <w:r>
+        <w:separator/>
+      </w:r>
+    </w:p>
+  </w:endnote>
+  <w:endnote w:type="continuationSeparator" w:id="0">
+    <w:p>
+      <w:r>
+        <w:continuationSeparator/>
+      </w:r>
+    </w:p>
+  </w:endnote>
+</w:endnotes>
+</file>
+
+<file path=word/footnotes.xml><?xml version="1.0" encoding="utf-8"?>
+<w:footnotes xmlns:wpc="http://schemas.microsoft.com/office/word/2010/wordprocessingCanvas" xmlns:cx="http://schemas.microsoft.com/office/drawing/2014/chartex" xmlns:cx1="http://schemas.microsoft.com/office/drawing/2015/9/8/chartex" xmlns:cx2="http://schemas.microsoft.com/office/drawing/2015/10/21/chartex" xmlns:cx3="http://schemas.microsoft.com/office/drawing/2016/5/9/chartex" xmlns:cx4="http://schemas.microsoft.com/office/drawing/2016/5/10/chartex" xmlns:cx5="http://schemas.microsoft.com/office/drawing/2016/5/11/chartex" xmlns:cx6="http://schemas.microsoft.com/office/drawing/2016/5/12/chartex" xmlns:cx7="http://schemas.microsoft.com/office/drawing/2016/5/13/chartex" xmlns:cx8="http://schemas.microsoft.com/office/drawing/2016/5/14/chartex" xmlns:mc="http://schemas.openxmlformats.org/markup-compatibility/2006" xmlns:aink="http://schemas.microsoft.com/office/drawing/2016/ink" xmlns:am3d="http://schemas.microsoft.com/office/drawing/2017/model3d" xmlns:o="urn:schemas-microsoft-com:office:office" xmlns:r="http://schemas.openxmlformats.org/officeDocument/2006/relationships" xmlns:m="http://schemas.openxmlformats.org/officeDocument/2006/math" xmlns:v="urn:schemas-microsoft-com:vml" xmlns:wp14="http://schemas.microsoft.com/office/word/2010/wordprocessingDrawing" xmlns:wp="http://schemas.openxmlformats.org/drawingml/2006/wordprocessingDrawing" xmlns:w10="urn:schemas-microsoft-com:office:word" xmlns:w="http://schemas.openxmlformats.org/wordprocessingml/2006/main" xmlns:w14="http://schemas.microsoft.com/office/word/2010/wordml" xmlns:w15="http://schemas.microsoft.com/office/word/2012/wordml" xmlns:w16cex="http://schemas.microsoft.com/office/word/2018/wordml/cex" xmlns:w16cid="http://schemas.microsoft.com/office/word/2016/wordml/cid" xmlns:w16="http://schemas.microsoft.com/office/word/2018/wordml" xmlns:w16sdtdh="http://schemas.microsoft.com/office/word/2020/wordml/sdtdatahash" xmlns:w16se="http://schemas.microsoft.com/office/word/2015/wordml/symex" xmlns:wpg="http://schemas.microsoft.com/office/word/2010/wordprocessingGroup" xmlns:wpi="http://schemas.microsoft.com/office/word/2010/wordprocessingInk" xmlns:wne="http://schemas.microsoft.com/office/word/2006/wordml" xmlns:wps="http://schemas.microsoft.com/office/word/2010/wordprocessingShape" mc:Ignorable="w14 w15 w16se w16cid w16 w16cex w16sdtdh wp14">
+  <w:footnote w:type="separator" w:id="-1">
+    <w:p>
+      <w:r>
+        <w:separator/>
+      </w:r>
+    </w:p>
+  </w:footnote>
+  <w:footnote w:type="continuationSeparator" w:id="0">
+    <w:p>
+      <w:r>
+        <w:continuationSeparator/>
+      </w:r>
+    </w:p>
+  </w:footnote>
+</w:footnotes>
 </file>
 
 <file path=word/numbering.xml><?xml version="1.0" encoding="utf-8"?>
@@ -23264,6 +23302,56 @@
       </w:tcPr>
     </w:tblStylePr>
   </w:style>
+  <w:style w:type="paragraph" w:styleId="Encabezado">
+    <w:name w:val="header"/>
+    <w:basedOn w:val="Normal"/>
+    <w:link w:val="EncabezadoCar"/>
+    <w:uiPriority w:val="99"/>
+    <w:unhideWhenUsed/>
+    <w:rsid w:val="008E3B52"/>
+    <w:pPr>
+      <w:tabs>
+        <w:tab w:val="center" w:pos="4680"/>
+        <w:tab w:val="right" w:pos="9360"/>
+      </w:tabs>
+    </w:pPr>
+  </w:style>
+  <w:style w:type="character" w:customStyle="1" w:styleId="EncabezadoCar">
+    <w:name w:val="Encabezado Car"/>
+    <w:basedOn w:val="Fuentedeprrafopredeter"/>
+    <w:link w:val="Encabezado"/>
+    <w:uiPriority w:val="99"/>
+    <w:rsid w:val="008E3B52"/>
+    <w:rPr>
+      <w:rFonts w:ascii="Times New Roman" w:eastAsia="Times New Roman" w:hAnsi="Times New Roman" w:cs="Times New Roman"/>
+      <w:lang w:val="es-ES"/>
+    </w:rPr>
+  </w:style>
+  <w:style w:type="paragraph" w:styleId="Piedepgina">
+    <w:name w:val="footer"/>
+    <w:basedOn w:val="Normal"/>
+    <w:link w:val="PiedepginaCar"/>
+    <w:uiPriority w:val="99"/>
+    <w:unhideWhenUsed/>
+    <w:rsid w:val="008E3B52"/>
+    <w:pPr>
+      <w:tabs>
+        <w:tab w:val="center" w:pos="4680"/>
+        <w:tab w:val="right" w:pos="9360"/>
+      </w:tabs>
+    </w:pPr>
+  </w:style>
+  <w:style w:type="character" w:customStyle="1" w:styleId="PiedepginaCar">
+    <w:name w:val="Pie de página Car"/>
+    <w:basedOn w:val="Fuentedeprrafopredeter"/>
+    <w:link w:val="Piedepgina"/>
+    <w:uiPriority w:val="99"/>
+    <w:rsid w:val="008E3B52"/>
+    <w:rPr>
+      <w:rFonts w:ascii="Times New Roman" w:eastAsia="Times New Roman" w:hAnsi="Times New Roman" w:cs="Times New Roman"/>
+      <w:lang w:val="es-ES"/>
+    </w:rPr>
+  </w:style>
 </w:styles>
 </file>
 
